--- a/docs/BKI062501AK-2601開始適用-玩美沙巴~~秘境美人魚島.五星絲綢太平洋~九如河泛舟.海灘營火晚會6日(無購物)-亞航(住格蘭迪).docx
+++ b/docs/BKI062501AK-2601開始適用-玩美沙巴~~秘境美人魚島.五星絲綢太平洋~九如河泛舟.海灘營火晚會6日(無購物)-亞航(住格蘭迪).docx
@@ -327,6 +327,11 @@
       </w:r>
     </w:p>
     <w:p>
+      <w:pPr>
+        <w:rPr>
+          <w:noProof/>
+        </w:rPr>
+      </w:pPr>
       <w:r>
         <w:rPr>
           <w:noProof/>
@@ -434,25 +439,27 @@
           </wp:inline>
         </w:drawing>
       </w:r>
+    </w:p>
+    <w:p>
       <w:r>
         <w:rPr>
           <w:noProof/>
         </w:rPr>
         <w:lastRenderedPageBreak/>
         <w:drawing>
-          <wp:inline distT="0" distB="0" distL="0" distR="0" wp14:anchorId="5BADD9B6" wp14:editId="724D0214">
-            <wp:extent cx="6705600" cy="3590925"/>
-            <wp:effectExtent l="0" t="0" r="0" b="9525"/>
-            <wp:docPr id="9" name="圖片 9" descr="餐食"/>
+          <wp:inline distT="0" distB="0" distL="0" distR="0" wp14:anchorId="4A195F83" wp14:editId="17C07669">
+            <wp:extent cx="6645910" cy="4516755"/>
+            <wp:effectExtent l="0" t="0" r="2540" b="0"/>
+            <wp:docPr id="6" name="圖片 6" descr="餐食"/>
             <wp:cNvGraphicFramePr>
-              <a:graphicFrameLocks xmlns:a="http://schemas.openxmlformats.org/drawingml/2006/main"/>
+              <a:graphicFrameLocks xmlns:a="http://schemas.openxmlformats.org/drawingml/2006/main" noChangeAspect="1"/>
             </wp:cNvGraphicFramePr>
             <a:graphic xmlns:a="http://schemas.openxmlformats.org/drawingml/2006/main">
               <a:graphicData uri="http://schemas.openxmlformats.org/drawingml/2006/picture">
                 <pic:pic xmlns:pic="http://schemas.openxmlformats.org/drawingml/2006/picture">
                   <pic:nvPicPr>
-                    <pic:cNvPr id="0" name="Picture 17" descr="餐食"/>
-                    <pic:cNvPicPr preferRelativeResize="0">
+                    <pic:cNvPr id="0" name="Picture 1" descr="餐食"/>
+                    <pic:cNvPicPr>
                       <a:picLocks noChangeAspect="1" noChangeArrowheads="1"/>
                     </pic:cNvPicPr>
                   </pic:nvPicPr>
@@ -472,7 +479,7 @@
                   <pic:spPr bwMode="auto">
                     <a:xfrm>
                       <a:off x="0" y="0"/>
-                      <a:ext cx="6706367" cy="3591336"/>
+                      <a:ext cx="6645910" cy="4516755"/>
                     </a:xfrm>
                     <a:prstGeom prst="rect">
                       <a:avLst/>
@@ -1553,16 +1560,52 @@
         <w:rPr>
           <w:rStyle w:val="wdtitleth011"/>
         </w:rPr>
+        <w:t>馬里馬里五大民族文化村</w:t>
+      </w:r>
+      <w:r>
+        <w:rPr>
+          <w:rStyle w:val="wdtitleth011"/>
+          <w:rFonts w:hint="eastAsia"/>
+        </w:rPr>
+        <w:t>-</w:t>
+      </w:r>
+      <w:r>
+        <w:rPr>
+          <w:rStyle w:val="wdtitleth011"/>
+        </w:rPr>
         <w:t>九如河激流泛舟之旅</w:t>
       </w:r>
     </w:p>
     <w:p>
-      <w:r>
+      <w:pPr>
         <w:rPr>
           <w:b/>
           <w:bCs/>
           <w:color w:val="0000FF"/>
         </w:rPr>
+      </w:pPr>
+      <w:r>
+        <w:rPr>
+          <w:b/>
+          <w:bCs/>
+          <w:color w:val="0000FF"/>
+        </w:rPr>
+        <w:t>【馬里馬里五大民族文化村】</w:t>
+      </w:r>
+      <w:r>
+        <w:rPr>
+          <w:color w:val="000000"/>
+        </w:rPr>
+        <w:t>體驗純樸自然的生活、體會沙巴多樣化的文化。透過不同的沙巴原住民部落拜訪，認識各原住民傳統建築風格、模擬古部落居民的村莊生活。可以進入他們的房子，瞭解每一個部落他們既簡單又細緻的日常生活，穿梭在村莊時，請停下腳步來觀賞示範小屋的傳統工藝表演。仿佛走入舊時代的生活。例如，打獵用的毒箭吹筒、用竹筒來起火、演示馳名的紋身等。文化村的設計，讓您在看、聽、味覺和感覺上，感受到沙巴文化的獨特性和多樣化。這是一個沙巴地區最具代表性的文化景點之一，不僅展示馬來西亞多元文化的精彩地方，而且還為遊客提供了難忘的文化體驗，深入了解馬來西亞原住民的文化和傳統。</w:t>
+      </w:r>
+    </w:p>
+    <w:p>
+      <w:r>
+        <w:rPr>
+          <w:b/>
+          <w:bCs/>
+          <w:color w:val="0000FF"/>
+        </w:rPr>
         <w:t>【九如河激流泛舟之旅】</w:t>
       </w:r>
       <w:r>
@@ -1575,6 +1618,7 @@
         <w:rPr>
           <w:color w:val="000000"/>
         </w:rPr>
+        <w:lastRenderedPageBreak/>
         <w:t>沙巴亞庇是馬來西亞沙巴州的首府，而九如河（</w:t>
       </w:r>
       <w:r>
@@ -1664,7 +1708,6 @@
         <w:rPr>
           <w:color w:val="000000"/>
         </w:rPr>
-        <w:lastRenderedPageBreak/>
         <w:br/>
       </w:r>
       <w:r>
@@ -2415,6 +2458,14 @@
       </w:r>
     </w:p>
     <w:p>
+      <w:pPr>
+        <w:rPr>
+          <w:rFonts w:ascii="Arial" w:hAnsi="Arial" w:cs="Arial"/>
+          <w:color w:val="FF0000"/>
+          <w:szCs w:val="24"/>
+          <w:shd w:val="clear" w:color="auto" w:fill="FFFFFF"/>
+        </w:rPr>
+      </w:pPr>
       <w:r>
         <w:rPr>
           <w:rFonts w:ascii="Segoe UI Emoji" w:hAnsi="Segoe UI Emoji" w:cs="Segoe UI Emoji"/>
@@ -2505,6 +2556,44 @@
           <w:color w:val="000000"/>
         </w:rPr>
         <w:br/>
+      </w:r>
+    </w:p>
+    <w:p>
+      <w:r>
+        <w:rPr>
+          <w:rFonts w:ascii="Arial" w:hAnsi="Arial" w:cs="Arial"/>
+          <w:color w:val="FF0000"/>
+          <w:szCs w:val="24"/>
+          <w:shd w:val="clear" w:color="auto" w:fill="FFFFFF"/>
+        </w:rPr>
+        <w:t xml:space="preserve">PS: </w:t>
+      </w:r>
+      <w:r>
+        <w:rPr>
+          <w:rFonts w:ascii="Arial" w:hAnsi="Arial" w:cs="Arial"/>
+          <w:color w:val="FF0000"/>
+          <w:szCs w:val="24"/>
+          <w:shd w:val="clear" w:color="auto" w:fill="FFFFFF"/>
+        </w:rPr>
+        <w:t>美人魚島度假村房型為大床居多</w:t>
+      </w:r>
+      <w:r>
+        <w:rPr>
+          <w:rFonts w:ascii="Arial" w:hAnsi="Arial" w:cs="Arial"/>
+          <w:color w:val="FF0000"/>
+          <w:szCs w:val="24"/>
+          <w:shd w:val="clear" w:color="auto" w:fill="FFFFFF"/>
+        </w:rPr>
+        <w:t>,</w:t>
+      </w:r>
+      <w:r>
+        <w:rPr>
+          <w:rFonts w:ascii="Arial" w:hAnsi="Arial" w:cs="Arial"/>
+          <w:color w:val="FF0000"/>
+          <w:szCs w:val="24"/>
+          <w:shd w:val="clear" w:color="auto" w:fill="FFFFFF"/>
+        </w:rPr>
+        <w:t>敬請見諒</w:t>
       </w:r>
       <w:r>
         <w:rPr>
@@ -2819,8 +2908,21 @@
       <w:r>
         <w:rPr>
           <w:rStyle w:val="wdtitleth011"/>
-        </w:rPr>
-        <w:t>海鮮燒烤自助餐</w:t>
+          <w:rFonts w:hint="eastAsia"/>
+        </w:rPr>
+        <w:t>C</w:t>
+      </w:r>
+      <w:r>
+        <w:rPr>
+          <w:rStyle w:val="wdtitleth011"/>
+        </w:rPr>
+        <w:t>ABANA</w:t>
+      </w:r>
+      <w:r>
+        <w:rPr>
+          <w:rStyle w:val="wdtitleth011"/>
+        </w:rPr>
+        <w:t>燒烤自助餐</w:t>
       </w:r>
       <w:r>
         <w:rPr>
@@ -2889,13 +2991,6 @@
           <w:color w:val="000000"/>
         </w:rPr>
         <w:br/>
-      </w:r>
-      <w:r>
-        <w:rPr>
-          <w:rFonts w:ascii="微軟正黑體" w:eastAsia="微軟正黑體" w:hAnsi="微軟正黑體" w:hint="eastAsia"/>
-          <w:color w:val="000000"/>
-        </w:rPr>
-        <w:lastRenderedPageBreak/>
         <w:t>13:00pm，乘船出島–抵達碼頭</w:t>
       </w:r>
       <w:r>
@@ -3191,19 +3286,6 @@
         <w:rPr>
           <w:rStyle w:val="wdtitleth011"/>
         </w:rPr>
-        <w:t>馬里馬里五大民族文化村</w:t>
-      </w:r>
-      <w:r>
-        <w:rPr>
-          <w:rStyle w:val="wdtitleth011"/>
-          <w:rFonts w:hint="eastAsia"/>
-        </w:rPr>
-        <w:t>-</w:t>
-      </w:r>
-      <w:r>
-        <w:rPr>
-          <w:rStyle w:val="wdtitleth011"/>
-        </w:rPr>
         <w:t>市區觀光（沙巴基金大廈</w:t>
       </w:r>
       <w:r>
@@ -3264,13 +3346,123 @@
           <w:bCs/>
           <w:color w:val="0000FF"/>
         </w:rPr>
-        <w:t>【馬里馬里五大民族文化村】</w:t>
-      </w:r>
-      <w:r>
-        <w:rPr>
-          <w:color w:val="000000"/>
-        </w:rPr>
-        <w:t>體驗純樸自然的生活、體會沙巴多樣化的文化。透過不同的沙巴原住民部落拜訪，認識各原住民傳統建築風格、模擬古部落居民的村莊生活。可以進入他們的房子，瞭解每一個部落他們既簡單又細緻的日常生活，穿梭在村莊時，請停下腳步來觀賞示範小屋的傳統工藝表演。仿佛走入舊時代的生活。例如，打獵用的毒箭吹筒、用竹筒來起火、演示馳名的紋身等。文化村的設計，讓您在看、聽、味覺和感覺上，感受到沙巴文化的獨特性和多樣化。這是一個沙巴地區最具代表性的文化景點之一，不僅展示馬來西亞多元文化的精彩地方，而且還為遊客提供了難忘的文化體驗，深入了解馬來西亞原住民的文化和傳統。</w:t>
+        <w:t>【沙巴基金大廈】</w:t>
+      </w:r>
+      <w:r>
+        <w:rPr>
+          <w:color w:val="000000"/>
+        </w:rPr>
+        <w:t>沙巴亞庇基金大廈（</w:t>
+      </w:r>
+      <w:r>
+        <w:rPr>
+          <w:color w:val="000000"/>
+        </w:rPr>
+        <w:t>Sabah Foundation Building</w:t>
+      </w:r>
+      <w:r>
+        <w:rPr>
+          <w:color w:val="000000"/>
+        </w:rPr>
+        <w:t>）是馬來西亞沙巴州亞庇市的一座標誌性建築。該建築由日本建築師金澤盛夫設計，建於</w:t>
+      </w:r>
+      <w:r>
+        <w:rPr>
+          <w:color w:val="000000"/>
+        </w:rPr>
+        <w:t>1984</w:t>
+      </w:r>
+      <w:r>
+        <w:rPr>
+          <w:color w:val="000000"/>
+        </w:rPr>
+        <w:t>年。它也被稱為</w:t>
+      </w:r>
+      <w:r>
+        <w:rPr>
+          <w:color w:val="000000"/>
+        </w:rPr>
+        <w:t>“</w:t>
+      </w:r>
+      <w:r>
+        <w:rPr>
+          <w:color w:val="000000"/>
+        </w:rPr>
+        <w:t>基金大廈</w:t>
+      </w:r>
+      <w:r>
+        <w:rPr>
+          <w:color w:val="000000"/>
+        </w:rPr>
+        <w:t>”</w:t>
+      </w:r>
+      <w:r>
+        <w:rPr>
+          <w:color w:val="000000"/>
+        </w:rPr>
+        <w:t>或</w:t>
+      </w:r>
+      <w:r>
+        <w:rPr>
+          <w:color w:val="000000"/>
+        </w:rPr>
+        <w:t>“</w:t>
+      </w:r>
+      <w:r>
+        <w:rPr>
+          <w:color w:val="000000"/>
+        </w:rPr>
+        <w:t>砂州大廈</w:t>
+      </w:r>
+      <w:r>
+        <w:rPr>
+          <w:color w:val="000000"/>
+        </w:rPr>
+        <w:t>”</w:t>
+      </w:r>
+      <w:r>
+        <w:rPr>
+          <w:color w:val="000000"/>
+        </w:rPr>
+        <w:t>。這座大廈以其獨特的外觀和建築技術而聞名，它採用了</w:t>
+      </w:r>
+      <w:r>
+        <w:rPr>
+          <w:color w:val="000000"/>
+        </w:rPr>
+        <w:t>72</w:t>
+      </w:r>
+      <w:r>
+        <w:rPr>
+          <w:color w:val="000000"/>
+        </w:rPr>
+        <w:t>個面板的玻璃幕牆設計，並以鋼骨懸掛結構將其固定在地面上。這種設計使得大廈看起來宛如懸浮</w:t>
+      </w:r>
+    </w:p>
+    <w:p>
+      <w:r>
+        <w:rPr>
+          <w:color w:val="000000"/>
+        </w:rPr>
+        <w:t>在空中一般，給人一種輕盈感。基金大廈的圓柱形狀和金屬外觀使其成為亞庇市的地標之一。它高達</w:t>
+      </w:r>
+      <w:r>
+        <w:rPr>
+          <w:color w:val="000000"/>
+        </w:rPr>
+        <w:t>30</w:t>
+      </w:r>
+      <w:r>
+        <w:rPr>
+          <w:color w:val="000000"/>
+        </w:rPr>
+        <w:t>層，擁有不同的用途，包括商業、辦公和文化設施。大廈內還設有一個展覽中心，展示了沙巴州的歷史和文化。基金大廈也是沙巴州基金會的總部所在地，該基金會致力於推動沙巴州的社會經濟發展和保護自然資源。沙巴亞庇基金大廈以其獨特的建築風格和地標性地位，吸引著許多遊客前來參觀和拍照。</w:t>
+      </w:r>
+      <w:r>
+        <w:rPr>
+          <w:color w:val="000000"/>
+        </w:rPr>
+        <w:br/>
       </w:r>
       <w:r>
         <w:rPr>
@@ -3278,7 +3470,8 @@
           <w:bCs/>
           <w:color w:val="0000FF"/>
         </w:rPr>
-        <w:br/>
+        <w:lastRenderedPageBreak/>
+        <w:t>【粉紅清真寺】</w:t>
       </w:r>
       <w:r>
         <w:rPr>
@@ -3286,123 +3479,7 @@
           <w:bCs/>
           <w:color w:val="0000FF"/>
         </w:rPr>
-        <w:t>【沙巴基金大廈】</w:t>
-      </w:r>
-      <w:r>
-        <w:rPr>
-          <w:color w:val="000000"/>
-        </w:rPr>
-        <w:t>沙巴亞庇基金大廈（</w:t>
-      </w:r>
-      <w:r>
-        <w:rPr>
-          <w:color w:val="000000"/>
-        </w:rPr>
-        <w:t>Sabah Foundation Building</w:t>
-      </w:r>
-      <w:r>
-        <w:rPr>
-          <w:color w:val="000000"/>
-        </w:rPr>
-        <w:t>）是馬來西亞沙巴州亞庇市的一座標誌性建築。該建築由日本建築師金澤盛夫設計，建於</w:t>
-      </w:r>
-      <w:r>
-        <w:rPr>
-          <w:color w:val="000000"/>
-        </w:rPr>
-        <w:t>1984</w:t>
-      </w:r>
-      <w:r>
-        <w:rPr>
-          <w:color w:val="000000"/>
-        </w:rPr>
-        <w:t>年。它也被稱為</w:t>
-      </w:r>
-      <w:r>
-        <w:rPr>
-          <w:color w:val="000000"/>
-        </w:rPr>
-        <w:t>“</w:t>
-      </w:r>
-      <w:r>
-        <w:rPr>
-          <w:color w:val="000000"/>
-        </w:rPr>
-        <w:t>基金大廈</w:t>
-      </w:r>
-      <w:r>
-        <w:rPr>
-          <w:color w:val="000000"/>
-        </w:rPr>
-        <w:t>”</w:t>
-      </w:r>
-      <w:r>
-        <w:rPr>
-          <w:color w:val="000000"/>
-        </w:rPr>
-        <w:t>或</w:t>
-      </w:r>
-      <w:r>
-        <w:rPr>
-          <w:color w:val="000000"/>
-        </w:rPr>
-        <w:t>“</w:t>
-      </w:r>
-      <w:r>
-        <w:rPr>
-          <w:color w:val="000000"/>
-        </w:rPr>
-        <w:t>砂州大廈</w:t>
-      </w:r>
-      <w:r>
-        <w:rPr>
-          <w:color w:val="000000"/>
-        </w:rPr>
-        <w:t>”</w:t>
-      </w:r>
-      <w:r>
-        <w:rPr>
-          <w:color w:val="000000"/>
-        </w:rPr>
-        <w:t>。這座大廈以其獨特的外觀和建築技術而聞名，它採用了</w:t>
-      </w:r>
-      <w:r>
-        <w:rPr>
-          <w:color w:val="000000"/>
-        </w:rPr>
-        <w:t>72</w:t>
-      </w:r>
-      <w:r>
-        <w:rPr>
-          <w:color w:val="000000"/>
-        </w:rPr>
-        <w:t>個面板的玻璃幕牆設計，並以鋼骨懸掛結構將其固定在地面上。這種設計使得大廈看起來宛如懸浮</w:t>
-      </w:r>
-    </w:p>
-    <w:p>
-      <w:r>
-        <w:rPr>
-          <w:color w:val="000000"/>
-        </w:rPr>
-        <w:t>在空中一般，給人一種輕盈感。基金大廈的圓柱形狀和金屬外觀使其成為亞庇市的地標之一。它高達</w:t>
-      </w:r>
-      <w:r>
-        <w:rPr>
-          <w:color w:val="000000"/>
-        </w:rPr>
-        <w:t>30</w:t>
-      </w:r>
-      <w:r>
-        <w:rPr>
-          <w:color w:val="000000"/>
-        </w:rPr>
-        <w:t>層，擁有不同的用途，包括商業、辦公和文化設施。大廈內還設有一個展覽中心，展示了沙巴州的歷史和文化。基金大廈也是沙巴州基金會的總部所在地，該基金會致力於推動沙巴州的社會經濟發展和保護自然資源。沙巴亞庇基金大廈以其獨特的建築風格和地標性地位，吸引著許多遊客前來參觀和拍照。</w:t>
-      </w:r>
-      <w:r>
-        <w:rPr>
-          <w:color w:val="000000"/>
-        </w:rPr>
-        <w:br/>
+        <w:t>(</w:t>
       </w:r>
       <w:r>
         <w:rPr>
@@ -3410,7 +3487,7 @@
           <w:bCs/>
           <w:color w:val="0000FF"/>
         </w:rPr>
-        <w:t>【粉紅清真寺】</w:t>
+        <w:t>外觀</w:t>
       </w:r>
       <w:r>
         <w:rPr>
@@ -3418,22 +3495,6 @@
           <w:bCs/>
           <w:color w:val="0000FF"/>
         </w:rPr>
-        <w:t>(</w:t>
-      </w:r>
-      <w:r>
-        <w:rPr>
-          <w:b/>
-          <w:bCs/>
-          <w:color w:val="0000FF"/>
-        </w:rPr>
-        <w:t>外觀</w:t>
-      </w:r>
-      <w:r>
-        <w:rPr>
-          <w:b/>
-          <w:bCs/>
-          <w:color w:val="0000FF"/>
-        </w:rPr>
         <w:t>)</w:t>
       </w:r>
       <w:r>
@@ -3452,14 +3513,7 @@
         <w:rPr>
           <w:color w:val="000000"/>
         </w:rPr>
-        <w:t>遊客可以參觀這座清真寺的外部，欣賞其迷人的建築和粉紅色的外觀。在清真寺內部的禮拜區</w:t>
-      </w:r>
-      <w:r>
-        <w:rPr>
-          <w:color w:val="000000"/>
-        </w:rPr>
-        <w:lastRenderedPageBreak/>
-        <w:t>域，一般只允許穆斯林進入進行宗教活動。沙巴亞庇的粉紅清真寺是一處旅遊景點，吸引著遊客前來欣賞其獨特的建築風格和迷人的外觀。</w:t>
+        <w:t>遊客可以參觀這座清真寺的外部，欣賞其迷人的建築和粉紅色的外觀。在清真寺內部的禮拜區域，一般只允許穆斯林進入進行宗教活動。沙巴亞庇的粉紅清真寺是一處旅遊景點，吸引著遊客前來欣賞其獨特的建築風格和迷人的外觀。</w:t>
       </w:r>
       <w:r>
         <w:rPr>
@@ -4472,6 +4526,7 @@
         <w:rPr>
           <w:rFonts w:hint="eastAsia"/>
         </w:rPr>
+        <w:lastRenderedPageBreak/>
         <w:t>5.</w:t>
       </w:r>
       <w:r>
@@ -4566,7 +4621,6 @@
         <w:rPr>
           <w:rFonts w:hint="eastAsia"/>
         </w:rPr>
-        <w:lastRenderedPageBreak/>
         <w:t>7.</w:t>
       </w:r>
       <w:r>
